--- a/docs/pitch-deck-pieces-2026-06.docx
+++ b/docs/pitch-deck-pieces-2026-06.docx
@@ -516,7 +516,7 @@
                 <w:b/>
                 <w:bCs/>
               </w:rPr>
-              <w:t xml:space="preserve">~210 Mds F</w:t>
+              <w:t xml:space="preserve">~250 Mds F</w:t>
             </w:r>
           </w:p>
         </w:tc>
@@ -554,7 +554,7 @@
                 <w:b/>
                 <w:bCs/>
               </w:rPr>
-              <w:t xml:space="preserve">~145 Mds F</w:t>
+              <w:t xml:space="preserve">~172 Mds F</w:t>
             </w:r>
           </w:p>
         </w:tc>
@@ -592,7 +592,7 @@
                 <w:b/>
                 <w:bCs/>
               </w:rPr>
-              <w:t xml:space="preserve">30–40 Mds F</w:t>
+              <w:t xml:space="preserve">35–50 Mds F</w:t>
             </w:r>
           </w:p>
         </w:tc>
@@ -613,13 +613,13 @@
           <w:b/>
           <w:bCs/>
         </w:rPr>
-        <w:t xml:space="preserve">3–5 Mds FCFA de revenu net annuel</w:t>
-      </w:r>
-      <w:r>
-        <w:t xml:space="preserve"> </w:t>
-      </w:r>
-      <w:r>
-        <w:t xml:space="preserve">(~5–8 M USD).</w:t>
+        <w:t xml:space="preserve">4–6 Mds FCFA de revenu net annuel</w:t>
+      </w:r>
+      <w:r>
+        <w:t xml:space="preserve"> </w:t>
+      </w:r>
+      <w:r>
+        <w:t xml:space="preserve">(~6–10 M USD).</w:t>
       </w:r>
     </w:p>
     <w:bookmarkEnd w:id="12"/>
@@ -661,10 +661,13 @@
           <w:b/>
           <w:bCs/>
         </w:rPr>
-        <w:t xml:space="preserve">Yango dominant</w:t>
-      </w:r>
-      <w:r>
-        <w:t xml:space="preserve">, bureau régional Afrique de l'Ouest ouvert à Abidjan. Un partenaire flotte évident.</w:t>
+        <w:t xml:space="preserve">Yango ultra-dominant</w:t>
+      </w:r>
+      <w:r>
+        <w:t xml:space="preserve"> </w:t>
+      </w:r>
+      <w:r>
+        <w:t xml:space="preserve">: ~25 000 véhicules, **~100 000 courses/jour**, 160+ entreprises de flotte, HQ régional à Abidjan. Un partenaire flotte évident.</w:t>
       </w:r>
     </w:p>
     <w:p>
@@ -748,7 +751,23 @@
         <w:pStyle w:val="FirstParagraph"/>
       </w:pPr>
       <w:r>
-        <w:t xml:space="preserve">Le VTC ivoirien (~6 000–8 000 véhicules, en croissance) est</w:t>
+        <w:t xml:space="preserve">Le VTC ivoirien a explosé :</w:t>
+      </w:r>
+      <w:r>
+        <w:t xml:space="preserve"> </w:t>
+      </w:r>
+      <w:r>
+        <w:rPr>
+          <w:b/>
+          <w:bCs/>
+        </w:rPr>
+        <w:t xml:space="preserve">~30 000 véhicules en 2026</w:t>
+      </w:r>
+      <w:r>
+        <w:t xml:space="preserve"> </w:t>
+      </w:r>
+      <w:r>
+        <w:t xml:space="preserve">(vs 5–6k en 2024), Yango ~25 000 à Abidjan. C'est</w:t>
       </w:r>
       <w:r>
         <w:t xml:space="preserve"> </w:t>
@@ -789,7 +808,20 @@
         <w:t xml:space="preserve"> </w:t>
       </w:r>
       <w:r>
-        <w:t xml:space="preserve">(3× un particulier) → use ses pièces 3× plus vite.</w:t>
+        <w:t xml:space="preserve">(3× un particulier) → use ses pièces 3× plus vite (</w:t>
+      </w:r>
+      <w:r>
+        <w:rPr>
+          <w:b/>
+          <w:bCs/>
+        </w:rPr>
+        <w:t xml:space="preserve">~1,3 M F/an</w:t>
+      </w:r>
+      <w:r>
+        <w:t xml:space="preserve"> </w:t>
+      </w:r>
+      <w:r>
+        <w:t xml:space="preserve">de pièces).</w:t>
       </w:r>
     </w:p>
     <w:p>
@@ -817,7 +849,7 @@
         <w:t xml:space="preserve"> </w:t>
       </w:r>
       <w:r>
-        <w:t xml:space="preserve">→ douleur aiguë et mesurable.</w:t>
+        <w:t xml:space="preserve">(15–30k F/jour) → douleur aiguë et mesurable.</w:t>
       </w:r>
     </w:p>
     <w:p>
@@ -829,7 +861,29 @@
         </w:numPr>
       </w:pPr>
       <w:r>
-        <w:t xml:space="preserve">Idéal pour prouver le ROI, bâtir les cas clients et la</w:t>
+        <w:rPr>
+          <w:b/>
+          <w:bCs/>
+        </w:rPr>
+        <w:t xml:space="preserve">~160 entreprises de flotte</w:t>
+      </w:r>
+      <w:r>
+        <w:t xml:space="preserve"> </w:t>
+      </w:r>
+      <w:r>
+        <w:t xml:space="preserve">Yango = cibles B2B concentrées et immédiates.</w:t>
+      </w:r>
+    </w:p>
+    <w:p>
+      <w:pPr>
+        <w:pStyle w:val="Compact"/>
+        <w:numPr>
+          <w:ilvl w:val="0"/>
+          <w:numId w:val="1005"/>
+        </w:numPr>
+      </w:pPr>
+      <w:r>
+        <w:t xml:space="preserve">Idéal pour prouver le ROI et bâtir la</w:t>
       </w:r>
       <w:r>
         <w:t xml:space="preserve"> </w:t>

--- a/docs/pitch-deck-pieces-2026-06.docx
+++ b/docs/pitch-deck-pieces-2026-06.docx
@@ -446,7 +446,23 @@
         <w:t xml:space="preserve">~400–420 Mds F/an</w:t>
       </w:r>
       <w:r>
-        <w:t xml:space="preserve">.</w:t>
+        <w:t xml:space="preserve">. À une take rate de 9–12 %, le SOM représente</w:t>
+      </w:r>
+      <w:r>
+        <w:t xml:space="preserve"> </w:t>
+      </w:r>
+      <w:r>
+        <w:rPr>
+          <w:b/>
+          <w:bCs/>
+        </w:rPr>
+        <w:t xml:space="preserve">4–6 Mds FCFA de revenu net annuel</w:t>
+      </w:r>
+      <w:r>
+        <w:t xml:space="preserve"> </w:t>
+      </w:r>
+      <w:r>
+        <w:t xml:space="preserve">(~6–10 M USD).</w:t>
       </w:r>
     </w:p>
     <w:tbl>
@@ -598,30 +614,6 @@
         </w:tc>
       </w:tr>
     </w:tbl>
-    <w:p>
-      <w:pPr>
-        <w:pStyle w:val="BodyText"/>
-      </w:pPr>
-      <w:r>
-        <w:t xml:space="preserve">À une take rate de 9–12 %, le SOM représente</w:t>
-      </w:r>
-      <w:r>
-        <w:t xml:space="preserve"> </w:t>
-      </w:r>
-      <w:r>
-        <w:rPr>
-          <w:b/>
-          <w:bCs/>
-        </w:rPr>
-        <w:t xml:space="preserve">4–6 Mds FCFA de revenu net annuel</w:t>
-      </w:r>
-      <w:r>
-        <w:t xml:space="preserve"> </w:t>
-      </w:r>
-      <w:r>
-        <w:t xml:space="preserve">(~6–10 M USD).</w:t>
-      </w:r>
-    </w:p>
     <w:bookmarkEnd w:id="12"/>
     <w:bookmarkStart w:id="13" w:name="pourquoi-maintenant"/>
     <w:p>
@@ -907,6 +899,72 @@
       </w:pPr>
       <w:r>
         <w:t xml:space="preserve">Modèle économique</w:t>
+      </w:r>
+    </w:p>
+    <w:p>
+      <w:pPr>
+        <w:pStyle w:val="FirstParagraph"/>
+      </w:pPr>
+      <w:r>
+        <w:rPr>
+          <w:b/>
+          <w:bCs/>
+        </w:rPr>
+        <w:t xml:space="preserve">Unit economics</w:t>
+      </w:r>
+      <w:r>
+        <w:t xml:space="preserve"> </w:t>
+      </w:r>
+      <w:r>
+        <w:t xml:space="preserve">: revenu net</w:t>
+      </w:r>
+      <w:r>
+        <w:t xml:space="preserve"> </w:t>
+      </w:r>
+      <w:r>
+        <w:rPr>
+          <w:b/>
+          <w:bCs/>
+        </w:rPr>
+        <w:t xml:space="preserve">2 560 F/commande</w:t>
+      </w:r>
+      <w:r>
+        <w:t xml:space="preserve"> </w:t>
+      </w:r>
+      <w:r>
+        <w:t xml:space="preserve">· LTV Flotte Pro</w:t>
+      </w:r>
+      <w:r>
+        <w:t xml:space="preserve"> </w:t>
+      </w:r>
+      <w:r>
+        <w:rPr>
+          <w:b/>
+          <w:bCs/>
+        </w:rPr>
+        <w:t xml:space="preserve">~85 000 F/véhicule</w:t>
+      </w:r>
+      <w:r>
+        <w:t xml:space="preserve"> </w:t>
+      </w:r>
+      <w:r>
+        <w:t xml:space="preserve">·</w:t>
+      </w:r>
+      <w:r>
+        <w:t xml:space="preserve"> </w:t>
+      </w:r>
+      <w:r>
+        <w:rPr>
+          <w:b/>
+          <w:bCs/>
+        </w:rPr>
+        <w:t xml:space="preserve">LTV/CAC &gt; 4</w:t>
+      </w:r>
+      <w:r>
+        <w:t xml:space="preserve"> </w:t>
+      </w:r>
+      <w:r>
+        <w:t xml:space="preserve">dès M12.</w:t>
       </w:r>
     </w:p>
     <w:tbl>
@@ -1099,72 +1157,6 @@
         </w:tc>
       </w:tr>
     </w:tbl>
-    <w:p>
-      <w:pPr>
-        <w:pStyle w:val="BodyText"/>
-      </w:pPr>
-      <w:r>
-        <w:rPr>
-          <w:b/>
-          <w:bCs/>
-        </w:rPr>
-        <w:t xml:space="preserve">Unit economics</w:t>
-      </w:r>
-      <w:r>
-        <w:t xml:space="preserve"> </w:t>
-      </w:r>
-      <w:r>
-        <w:t xml:space="preserve">: revenu net</w:t>
-      </w:r>
-      <w:r>
-        <w:t xml:space="preserve"> </w:t>
-      </w:r>
-      <w:r>
-        <w:rPr>
-          <w:b/>
-          <w:bCs/>
-        </w:rPr>
-        <w:t xml:space="preserve">2 560 F/commande</w:t>
-      </w:r>
-      <w:r>
-        <w:t xml:space="preserve"> </w:t>
-      </w:r>
-      <w:r>
-        <w:t xml:space="preserve">· LTV Flotte Pro</w:t>
-      </w:r>
-      <w:r>
-        <w:t xml:space="preserve"> </w:t>
-      </w:r>
-      <w:r>
-        <w:rPr>
-          <w:b/>
-          <w:bCs/>
-        </w:rPr>
-        <w:t xml:space="preserve">~85 000 F/véhicule</w:t>
-      </w:r>
-      <w:r>
-        <w:t xml:space="preserve"> </w:t>
-      </w:r>
-      <w:r>
-        <w:t xml:space="preserve">·</w:t>
-      </w:r>
-      <w:r>
-        <w:t xml:space="preserve"> </w:t>
-      </w:r>
-      <w:r>
-        <w:rPr>
-          <w:b/>
-          <w:bCs/>
-        </w:rPr>
-        <w:t xml:space="preserve">LTV/CAC &gt; 4</w:t>
-      </w:r>
-      <w:r>
-        <w:t xml:space="preserve"> </w:t>
-      </w:r>
-      <w:r>
-        <w:t xml:space="preserve">dès M12.</w:t>
-      </w:r>
-    </w:p>
     <w:bookmarkEnd w:id="15"/>
     <w:bookmarkStart w:id="16" w:name="go-to-market--5-mouvements"/>
     <w:p>
@@ -1763,6 +1755,37 @@
         <w:t xml:space="preserve">La demande</w:t>
       </w:r>
     </w:p>
+    <w:p>
+      <w:pPr>
+        <w:pStyle w:val="FirstParagraph"/>
+      </w:pPr>
+      <w:r>
+        <w:rPr>
+          <w:b/>
+          <w:bCs/>
+        </w:rPr>
+        <w:t xml:space="preserve">Jalons débloqués</w:t>
+      </w:r>
+      <w:r>
+        <w:t xml:space="preserve"> </w:t>
+      </w:r>
+      <w:r>
+        <w:t xml:space="preserve">: 1 500 véhicules abonnés, 600 commandes/jour, GMV &gt; 250 M F/mois, break-even Abidjan à M18 →</w:t>
+      </w:r>
+      <w:r>
+        <w:t xml:space="preserve"> </w:t>
+      </w:r>
+      <w:r>
+        <w:rPr>
+          <w:b/>
+          <w:bCs/>
+        </w:rPr>
+        <w:t xml:space="preserve">Série A 4–7 M USD</w:t>
+      </w:r>
+      <w:r>
+        <w:t xml:space="preserve">.</w:t>
+      </w:r>
+    </w:p>
     <w:tbl>
       <w:tblPr>
         <w:tblStyle w:val="Table"/>
@@ -1921,37 +1944,6 @@
         </w:tc>
       </w:tr>
     </w:tbl>
-    <w:p>
-      <w:pPr>
-        <w:pStyle w:val="BodyText"/>
-      </w:pPr>
-      <w:r>
-        <w:rPr>
-          <w:b/>
-          <w:bCs/>
-        </w:rPr>
-        <w:t xml:space="preserve">Jalons débloqués</w:t>
-      </w:r>
-      <w:r>
-        <w:t xml:space="preserve"> </w:t>
-      </w:r>
-      <w:r>
-        <w:t xml:space="preserve">: 1 500 véhicules abonnés, 600 commandes/jour, GMV &gt; 250 M F/mois, break-even Abidjan à M18 →</w:t>
-      </w:r>
-      <w:r>
-        <w:t xml:space="preserve"> </w:t>
-      </w:r>
-      <w:r>
-        <w:rPr>
-          <w:b/>
-          <w:bCs/>
-        </w:rPr>
-        <w:t xml:space="preserve">Série A 4–7 M USD</w:t>
-      </w:r>
-      <w:r>
-        <w:t xml:space="preserve">.</w:t>
-      </w:r>
-    </w:p>
     <w:bookmarkEnd w:id="19"/>
     <w:bookmarkStart w:id="21" w:name="vision"/>
     <w:p>

--- a/docs/pitch-deck-pieces-2026-06.docx
+++ b/docs/pitch-deck-pieces-2026-06.docx
@@ -264,7 +264,20 @@
         <w:t xml:space="preserve"> </w:t>
       </w:r>
       <w:r>
-        <w:t xml:space="preserve">— des agents terrain digitalisent les vendeurs informels, sans smartphone requis.</w:t>
+        <w:t xml:space="preserve">— des agents terrain digitalisent les vendeurs</w:t>
+      </w:r>
+      <w:r>
+        <w:t xml:space="preserve"> </w:t>
+      </w:r>
+      <w:r>
+        <w:rPr>
+          <w:b/>
+          <w:bCs/>
+        </w:rPr>
+        <w:t xml:space="preserve">formels et informels</w:t>
+      </w:r>
+      <w:r>
+        <w:t xml:space="preserve">, de l'importateur en gros au détaillant — même hors ligne.</w:t>
       </w:r>
     </w:p>
     <w:bookmarkEnd w:id="10"/>
@@ -1355,13 +1368,13 @@
           <w:b/>
           <w:bCs/>
         </w:rPr>
-        <w:t xml:space="preserve">Réseau Liaison</w:t>
-      </w:r>
-      <w:r>
-        <w:t xml:space="preserve"> </w:t>
-      </w:r>
-      <w:r>
-        <w:t xml:space="preserve">(objectif 80 agents en 12 mois).</w:t>
+        <w:t xml:space="preserve">Cartographie de la chaîne + réseau Liaison</w:t>
+      </w:r>
+      <w:r>
+        <w:t xml:space="preserve"> </w:t>
+      </w:r>
+      <w:r>
+        <w:t xml:space="preserve">— tous les acteurs (gros → détail, formels &amp; informels) et leurs produits digitalisés, même hors ligne (objectif 80 agents en 12 mois).</w:t>
       </w:r>
     </w:p>
     <w:p>

--- a/docs/pitch-deck-pieces-2026-06.docx
+++ b/docs/pitch-deck-pieces-2026-06.docx
@@ -46,6 +46,24 @@
     </w:p>
     <w:p>
       <w:pPr>
+        <w:pStyle w:val="BodyText"/>
+      </w:pPr>
+      <w:r>
+        <w:rPr>
+          <w:b/>
+          <w:bCs/>
+        </w:rPr>
+        <w:t xml:space="preserve">Chaque intermédiaire ajoute sa marge</w:t>
+      </w:r>
+      <w:r>
+        <w:t xml:space="preserve"> </w:t>
+      </w:r>
+      <w:r>
+        <w:t xml:space="preserve">— importateur, grossiste, détaillant, mécanicien : l'acheteur paie l'accumulation, sans jamais voir le vrai prix.</w:t>
+      </w:r>
+    </w:p>
+    <w:p>
+      <w:pPr>
         <w:pStyle w:val="Compact"/>
         <w:numPr>
           <w:ilvl w:val="0"/>
@@ -57,13 +75,13 @@
           <w:b/>
           <w:bCs/>
         </w:rPr>
-        <w:t xml:space="preserve">Mécanicien</w:t>
-      </w:r>
-      <w:r>
-        <w:t xml:space="preserve"> </w:t>
-      </w:r>
-      <w:r>
-        <w:t xml:space="preserve">: perd 2 à 4 h par pièce à faire le tour des cantines.</w:t>
+        <w:t xml:space="preserve">Propriétaire</w:t>
+      </w:r>
+      <w:r>
+        <w:t xml:space="preserve"> </w:t>
+      </w:r>
+      <w:r>
+        <w:t xml:space="preserve">: paie 30 à 60 % trop cher, sans garantie.</w:t>
       </w:r>
     </w:p>
     <w:p>
@@ -79,13 +97,29 @@
           <w:b/>
           <w:bCs/>
         </w:rPr>
-        <w:t xml:space="preserve">Propriétaire</w:t>
-      </w:r>
-      <w:r>
-        <w:t xml:space="preserve"> </w:t>
-      </w:r>
-      <w:r>
-        <w:t xml:space="preserve">: paie 30 à 60 % trop cher, sans garantie.</w:t>
+        <w:t xml:space="preserve">Flotte</w:t>
+      </w:r>
+      <w:r>
+        <w:t xml:space="preserve"> </w:t>
+      </w:r>
+      <w:r>
+        <w:t xml:space="preserve">: perd</w:t>
+      </w:r>
+      <w:r>
+        <w:t xml:space="preserve"> </w:t>
+      </w:r>
+      <w:r>
+        <w:rPr>
+          <w:b/>
+          <w:bCs/>
+        </w:rPr>
+        <w:t xml:space="preserve">30 000 à 50 000 F/jour</w:t>
+      </w:r>
+      <w:r>
+        <w:t xml:space="preserve"> </w:t>
+      </w:r>
+      <w:r>
+        <w:t xml:space="preserve">par véhicule immobilisé ; budget pièces opaque.</w:t>
       </w:r>
     </w:p>
     <w:p>
@@ -101,51 +135,13 @@
           <w:b/>
           <w:bCs/>
         </w:rPr>
-        <w:t xml:space="preserve">Flotte</w:t>
-      </w:r>
-      <w:r>
-        <w:t xml:space="preserve"> </w:t>
-      </w:r>
-      <w:r>
-        <w:t xml:space="preserve">: perd</w:t>
-      </w:r>
-      <w:r>
-        <w:t xml:space="preserve"> </w:t>
-      </w:r>
-      <w:r>
-        <w:rPr>
-          <w:b/>
-          <w:bCs/>
-        </w:rPr>
-        <w:t xml:space="preserve">30 000 à 50 000 F/jour</w:t>
-      </w:r>
-      <w:r>
-        <w:t xml:space="preserve"> </w:t>
-      </w:r>
-      <w:r>
-        <w:t xml:space="preserve">par véhicule immobilisé.</w:t>
-      </w:r>
-    </w:p>
-    <w:p>
-      <w:pPr>
-        <w:pStyle w:val="Compact"/>
-        <w:numPr>
-          <w:ilvl w:val="0"/>
-          <w:numId w:val="1001"/>
-        </w:numPr>
-      </w:pPr>
-      <w:r>
-        <w:rPr>
-          <w:b/>
-          <w:bCs/>
-        </w:rPr>
         <w:t xml:space="preserve">Vendeur</w:t>
       </w:r>
       <w:r>
         <w:t xml:space="preserve"> </w:t>
       </w:r>
       <w:r>
-        <w:t xml:space="preserve">: enfermé dans sa cantine, invisible en ligne.</w:t>
+        <w:t xml:space="preserve">: enfermé dans son comptoir, invisible en ligne.</w:t>
       </w:r>
     </w:p>
     <w:p>

--- a/docs/pitch-deck-pieces-2026-06.docx
+++ b/docs/pitch-deck-pieces-2026-06.docx
@@ -1337,7 +1337,7 @@
           <w:b/>
           <w:bCs/>
         </w:rPr>
-        <w:t xml:space="preserve">cantines + WhatsApp + Excel</w:t>
+        <w:t xml:space="preserve">magasins + WhatsApp + Excel</w:t>
       </w:r>
       <w:r>
         <w:t xml:space="preserve">. Aucun acteur structuré à l'échelle nationale.</w:t>

--- a/docs/pitch-deck-pieces-2026-06.docx
+++ b/docs/pitch-deck-pieces-2026-06.docx
@@ -35,7 +35,7 @@
           <w:b/>
           <w:bCs/>
         </w:rPr>
-        <w:t xml:space="preserve">100 % informel</w:t>
+        <w:t xml:space="preserve">largement informel</w:t>
       </w:r>
       <w:r>
         <w:t xml:space="preserve"> </w:t>
@@ -113,7 +113,7 @@
           <w:b/>
           <w:bCs/>
         </w:rPr>
-        <w:t xml:space="preserve">30 000 à 50 000 F/jour</w:t>
+        <w:t xml:space="preserve">25 000 à 50 000 F/jour</w:t>
       </w:r>
       <w:r>
         <w:t xml:space="preserve"> </w:t>
@@ -203,20 +203,20 @@
         <w:t xml:space="preserve"> </w:t>
       </w:r>
       <w:r>
-        <w:t xml:space="preserve">— le mécanicien identifie, le propriétaire paie en</w:t>
-      </w:r>
-      <w:r>
-        <w:t xml:space="preserve"> </w:t>
-      </w:r>
-      <w:r>
-        <w:rPr>
-          <w:b/>
-          <w:bCs/>
-        </w:rPr>
-        <w:t xml:space="preserve">escrow Mobile Money</w:t>
-      </w:r>
-      <w:r>
-        <w:t xml:space="preserve">, le vendeur livre. Prix et condition affichés, garantie, facture.</w:t>
+        <w:t xml:space="preserve">— le mécanicien identifie, le vendeur livre, le propriétaire</w:t>
+      </w:r>
+      <w:r>
+        <w:t xml:space="preserve"> </w:t>
+      </w:r>
+      <w:r>
+        <w:rPr>
+          <w:b/>
+          <w:bCs/>
+        </w:rPr>
+        <w:t xml:space="preserve">paie à la livraison</w:t>
+      </w:r>
+      <w:r>
+        <w:t xml:space="preserve">. Prix et condition affichés, garantie, facture.</w:t>
       </w:r>
     </w:p>
     <w:p>
@@ -305,7 +305,7 @@
           <w:b/>
           <w:bCs/>
         </w:rPr>
-        <w:t xml:space="preserve">escrow Mobile Money</w:t>
+        <w:t xml:space="preserve">paiement à la livraison</w:t>
       </w:r>
       <w:r>
         <w:t xml:space="preserve">, garantie, facture — en production.</w:t>
@@ -330,7 +330,7 @@
           <w:b/>
           <w:bCs/>
         </w:rPr>
-        <w:t xml:space="preserve">texte / photo IA (Gemini) / VIN</w:t>
+        <w:t xml:space="preserve">texte / photo IA / VIN</w:t>
       </w:r>
       <w:r>
         <w:t xml:space="preserve">, fitment véhicule CI.</w:t>
@@ -455,7 +455,7 @@
         <w:t xml:space="preserve">~400–420 Mds F/an</w:t>
       </w:r>
       <w:r>
-        <w:t xml:space="preserve">. À une take rate de 9–12 %, le SOM représente</w:t>
+        <w:t xml:space="preserve">. À une take rate de ~10 %, le SOM représente</w:t>
       </w:r>
       <w:r>
         <w:t xml:space="preserve"> </w:t>
@@ -468,10 +468,7 @@
         <w:t xml:space="preserve">4–6 Mds FCFA de revenu net annuel</w:t>
       </w:r>
       <w:r>
-        <w:t xml:space="preserve"> </w:t>
-      </w:r>
-      <w:r>
-        <w:t xml:space="preserve">(~6–10 M USD).</w:t>
+        <w:t xml:space="preserve">.</w:t>
       </w:r>
     </w:p>
     <w:tbl>
@@ -712,7 +709,7 @@
         <w:t xml:space="preserve"> </w:t>
       </w:r>
       <w:r>
-        <w:t xml:space="preserve">(Orange Money, MTN, Wave) → l'escrow devient possible.</w:t>
+        <w:t xml:space="preserve">(Orange Money, MTN, Wave) → paiement à la livraison fiable et traçable.</w:t>
       </w:r>
     </w:p>
     <w:p>
@@ -925,17 +922,46 @@
         <w:t xml:space="preserve"> </w:t>
       </w:r>
       <w:r>
-        <w:t xml:space="preserve">: revenu net</w:t>
-      </w:r>
-      <w:r>
-        <w:t xml:space="preserve"> </w:t>
-      </w:r>
-      <w:r>
-        <w:rPr>
-          <w:b/>
-          <w:bCs/>
-        </w:rPr>
-        <w:t xml:space="preserve">2 560 F/commande</w:t>
+        <w:t xml:space="preserve">: panier moyen</w:t>
+      </w:r>
+      <w:r>
+        <w:t xml:space="preserve"> </w:t>
+      </w:r>
+      <w:r>
+        <w:rPr>
+          <w:b/>
+          <w:bCs/>
+        </w:rPr>
+        <w:t xml:space="preserve">32 000 F</w:t>
+      </w:r>
+      <w:r>
+        <w:t xml:space="preserve">, take rate</w:t>
+      </w:r>
+      <w:r>
+        <w:t xml:space="preserve"> </w:t>
+      </w:r>
+      <w:r>
+        <w:rPr>
+          <w:b/>
+          <w:bCs/>
+        </w:rPr>
+        <w:t xml:space="preserve">10 %</w:t>
+      </w:r>
+      <w:r>
+        <w:t xml:space="preserve"> </w:t>
+      </w:r>
+      <w:r>
+        <w:t xml:space="preserve">→</w:t>
+      </w:r>
+      <w:r>
+        <w:t xml:space="preserve"> </w:t>
+      </w:r>
+      <w:r>
+        <w:rPr>
+          <w:b/>
+          <w:bCs/>
+        </w:rPr>
+        <w:t xml:space="preserve">3 200 F/commande</w:t>
       </w:r>
       <w:r>
         <w:t xml:space="preserve"> </w:t>
@@ -1044,7 +1070,7 @@
               <w:pStyle w:val="Compact"/>
             </w:pPr>
             <w:r>
-              <w:t xml:space="preserve">5–10 % côté vendeur</w:t>
+              <w:t xml:space="preserve">7–15 %, au paiement</w:t>
             </w:r>
           </w:p>
         </w:tc>
@@ -1408,7 +1434,7 @@
           <w:b/>
           <w:bCs/>
         </w:rPr>
-        <w:t xml:space="preserve">Escrow + garantie</w:t>
+        <w:t xml:space="preserve">Paiement à la livraison + garantie</w:t>
       </w:r>
       <w:r>
         <w:t xml:space="preserve"> </w:t>
@@ -1789,7 +1815,7 @@
           <w:b/>
           <w:bCs/>
         </w:rPr>
-        <w:t xml:space="preserve">Série A 4–7 M USD</w:t>
+        <w:t xml:space="preserve">Seed 4–6 M EUR</w:t>
       </w:r>
       <w:r>
         <w:t xml:space="preserve">.</w:t>

--- a/docs/pitch-deck-pieces-2026-06.docx
+++ b/docs/pitch-deck-pieces-2026-06.docx
@@ -2,7 +2,15 @@
 <file path=word/document.xml><?xml version="1.0" encoding="utf-8"?>
 <w:document xmlns:w="http://schemas.openxmlformats.org/wordprocessingml/2006/main" xmlns:m="http://schemas.openxmlformats.org/officeDocument/2006/math" xmlns:r="http://schemas.openxmlformats.org/officeDocument/2006/relationships" xmlns:o="urn:schemas-microsoft-com:office:office" xmlns:v="urn:schemas-microsoft-com:vml" xmlns:w10="urn:schemas-microsoft-com:office:word" xmlns:a="http://schemas.openxmlformats.org/drawingml/2006/main" xmlns:pic="http://schemas.openxmlformats.org/drawingml/2006/picture" xmlns:wp="http://schemas.openxmlformats.org/drawingml/2006/wordprocessingDrawing">
   <w:body>
-    <w:bookmarkStart w:id="22" w:name="pièces"/>
+    <w:p>
+      <w:pPr>
+        <w:pStyle w:val="FirstParagraph"/>
+      </w:pPr>
+      <w:r>
+        <w:t xml:space="preserve">Pitch deck · Pre-seed · Confidentiel</w:t>
+      </w:r>
+    </w:p>
+    <w:bookmarkStart w:id="32" w:name="pièces"/>
     <w:p>
       <w:pPr>
         <w:pStyle w:val="Heading1"/>
@@ -11,7 +19,40 @@
         <w:t xml:space="preserve">Pièces</w:t>
       </w:r>
     </w:p>
-    <w:bookmarkStart w:id="9" w:name="le-problème"/>
+    <w:p>
+      <w:pPr>
+        <w:pStyle w:val="FirstParagraph"/>
+      </w:pPr>
+      <w:r>
+        <w:t xml:space="preserve">Pièces optimise les dépenses automobiles de tout le monde en Côte d’Ivoire — du propriétaire d’un véhicule au gestionnaire d’une flotte. Marketplace + flotte + réseau terrain, sur un marché de ~250 Mds FCFA/an, fragmenté et largement informel.</w:t>
+      </w:r>
+    </w:p>
+    <w:p>
+      <w:pPr>
+        <w:pStyle w:val="BodyText"/>
+      </w:pPr>
+      <w:r>
+        <w:t xml:space="preserve">La pièce qu’il te faut,</w:t>
+      </w:r>
+      <w:r>
+        <w:t xml:space="preserve"> </w:t>
+      </w:r>
+      <w:r>
+        <w:t xml:space="preserve">au juste prix</w:t>
+      </w:r>
+      <w:r>
+        <w:t xml:space="preserve">, livrée et garantie.</w:t>
+      </w:r>
+    </w:p>
+    <w:p>
+      <w:pPr>
+        <w:pStyle w:val="BodyText"/>
+      </w:pPr>
+      <w:r>
+        <w:t xml:space="preserve">Pre-seed ~1 M EUR · Juin 2026 · Abidjan</w:t>
+      </w:r>
+    </w:p>
+    <w:bookmarkStart w:id="20" w:name="le-problème"/>
     <w:p>
       <w:pPr>
         <w:pStyle w:val="Heading2"/>
@@ -59,7 +100,7 @@
         <w:t xml:space="preserve"> </w:t>
       </w:r>
       <w:r>
-        <w:t xml:space="preserve">— importateur, grossiste, détaillant, mécanicien : l'acheteur paie l'accumulation, sans jamais voir le vrai prix.</w:t>
+        <w:t xml:space="preserve">— importateur, grossiste, détaillant, mécanicien : l’acheteur paie l’accumulation, sans jamais voir le vrai prix.</w:t>
       </w:r>
     </w:p>
     <w:p>
@@ -166,8 +207,8 @@
         <w:t xml:space="preserve">: ni TVA, ni traçabilité.</w:t>
       </w:r>
     </w:p>
-    <w:bookmarkEnd w:id="9"/>
-    <w:bookmarkStart w:id="10" w:name="la-solution"/>
+    <w:bookmarkEnd w:id="20"/>
+    <w:bookmarkStart w:id="21" w:name="la-solution"/>
     <w:p>
       <w:pPr>
         <w:pStyle w:val="Heading2"/>
@@ -238,7 +279,7 @@
         <w:t xml:space="preserve"> </w:t>
       </w:r>
       <w:r>
-        <w:t xml:space="preserve">— pilotage du coût total de possession, détection des véhicules « gouffres », livraison express, conformité fiscale.</w:t>
+        <w:t xml:space="preserve">— pilotage du coût total de possession, détection des véhicules « gouffres », livraison express prioritaire, conformité fiscale.</w:t>
       </w:r>
     </w:p>
     <w:p>
@@ -273,11 +314,28 @@
         <w:t xml:space="preserve">formels et informels</w:t>
       </w:r>
       <w:r>
-        <w:t xml:space="preserve">, de l'importateur en gros au détaillant — même hors ligne.</w:t>
-      </w:r>
-    </w:p>
-    <w:bookmarkEnd w:id="10"/>
-    <w:bookmarkStart w:id="11" w:name="le-produit-est-déjà-construit"/>
+        <w:t xml:space="preserve">, de l’importateur en gros au détaillant — même hors ligne.</w:t>
+      </w:r>
+    </w:p>
+    <w:p>
+      <w:pPr>
+        <w:pStyle w:val="FirstParagraph"/>
+      </w:pPr>
+      <w:r>
+        <w:t xml:space="preserve">Une douve cumulée :</w:t>
+      </w:r>
+      <w:r>
+        <w:t xml:space="preserve"> </w:t>
+      </w:r>
+      <w:r>
+        <w:t xml:space="preserve">demande + offre + conformité</w:t>
+      </w:r>
+      <w:r>
+        <w:t xml:space="preserve">.</w:t>
+      </w:r>
+    </w:p>
+    <w:bookmarkEnd w:id="21"/>
+    <w:bookmarkStart w:id="22" w:name="le-produit-est-déjà-construit"/>
     <w:p>
       <w:pPr>
         <w:pStyle w:val="Heading2"/>
@@ -411,8 +469,8 @@
         <w:t xml:space="preserve">déjà ingérées au catalogue (Jumia, CoinAfrique, global-auto).</w:t>
       </w:r>
     </w:p>
-    <w:bookmarkEnd w:id="11"/>
-    <w:bookmarkStart w:id="12" w:name="le-marché"/>
+    <w:bookmarkEnd w:id="22"/>
+    <w:bookmarkStart w:id="23" w:name="le-marché"/>
     <w:p>
       <w:pPr>
         <w:pStyle w:val="Heading2"/>
@@ -620,8 +678,8 @@
         </w:tc>
       </w:tr>
     </w:tbl>
-    <w:bookmarkEnd w:id="12"/>
-    <w:bookmarkStart w:id="13" w:name="pourquoi-maintenant"/>
+    <w:bookmarkEnd w:id="23"/>
+    <w:bookmarkStart w:id="24" w:name="pourquoi-maintenant"/>
     <w:p>
       <w:pPr>
         <w:pStyle w:val="Heading2"/>
@@ -643,7 +701,7 @@
           <w:b/>
           <w:bCs/>
         </w:rPr>
-        <w:t xml:space="preserve">Uber a quitté la Côte d'Ivoire (sept. 2025)</w:t>
+        <w:t xml:space="preserve">Uber a quitté la Côte d’Ivoire (sept. 2025)</w:t>
       </w:r>
       <w:r>
         <w:t xml:space="preserve"> </w:t>
@@ -665,7 +723,20 @@
         <w:t xml:space="preserve"> </w:t>
       </w:r>
       <w:r>
-        <w:t xml:space="preserve">: ~25 000 véhicules, **~100 000 courses/jour**, 160+ entreprises de flotte, HQ régional à Abidjan. Un partenaire flotte évident.</w:t>
+        <w:t xml:space="preserve">: ~25 000 véhicules,</w:t>
+      </w:r>
+      <w:r>
+        <w:t xml:space="preserve"> </w:t>
+      </w:r>
+      <w:r>
+        <w:rPr>
+          <w:b/>
+          <w:bCs/>
+        </w:rPr>
+        <w:t xml:space="preserve">~100 000 courses/jour</w:t>
+      </w:r>
+      <w:r>
+        <w:t xml:space="preserve">, 160+ entreprises de flotte, HQ régional à Abidjan. Un partenaire flotte évident.</w:t>
       </w:r>
     </w:p>
     <w:p>
@@ -687,7 +758,7 @@
         <w:t xml:space="preserve"> </w:t>
       </w:r>
       <w:r>
-        <w:t xml:space="preserve">: importations de neuf triplées depuis 2017, restriction de l'âge des véhicules.</w:t>
+        <w:t xml:space="preserve">: importations de neuf triplées depuis 2017, restriction de l’âge des véhicules.</w:t>
       </w:r>
     </w:p>
     <w:p>
@@ -734,8 +805,28 @@
         <w:t xml:space="preserve">→ fenêtre pour devenir le standard de la facture pièce.</w:t>
       </w:r>
     </w:p>
-    <w:bookmarkEnd w:id="13"/>
-    <w:bookmarkStart w:id="14" w:name="le-beachhead--le-vtc"/>
+    <w:p>
+      <w:pPr>
+        <w:pStyle w:val="FirstParagraph"/>
+      </w:pPr>
+      <w:r>
+        <w:t xml:space="preserve">Personne n’a tenu la combinaison</w:t>
+      </w:r>
+      <w:r>
+        <w:t xml:space="preserve"> </w:t>
+      </w:r>
+      <w:r>
+        <w:t xml:space="preserve">marketplace + flotte + terrain</w:t>
+      </w:r>
+      <w:r>
+        <w:t xml:space="preserve"> </w:t>
+      </w:r>
+      <w:r>
+        <w:t xml:space="preserve">à Abidjan. La fenêtre est ouverte maintenant.</w:t>
+      </w:r>
+    </w:p>
+    <w:bookmarkEnd w:id="24"/>
+    <w:bookmarkStart w:id="25" w:name="le-beachhead-le-vtc"/>
     <w:p>
       <w:pPr>
         <w:pStyle w:val="Heading2"/>
@@ -765,17 +856,17 @@
         <w:t xml:space="preserve"> </w:t>
       </w:r>
       <w:r>
-        <w:t xml:space="preserve">(vs 5–6k en 2024), Yango ~25 000 à Abidjan. C'est</w:t>
-      </w:r>
-      <w:r>
-        <w:t xml:space="preserve"> </w:t>
-      </w:r>
-      <w:r>
-        <w:rPr>
-          <w:b/>
-          <w:bCs/>
-        </w:rPr>
-        <w:t xml:space="preserve">le meilleur point d'entrée</w:t>
+        <w:t xml:space="preserve">(vs 5–6k en 2024), Yango ~25 000 à Abidjan. C’est</w:t>
+      </w:r>
+      <w:r>
+        <w:t xml:space="preserve"> </w:t>
+      </w:r>
+      <w:r>
+        <w:rPr>
+          <w:b/>
+          <w:bCs/>
+        </w:rPr>
+        <w:t xml:space="preserve">le meilleur point d’entrée</w:t>
       </w:r>
       <w:r>
         <w:t xml:space="preserve">, pas le plus gros segment :</w:t>
@@ -831,7 +922,7 @@
         </w:numPr>
       </w:pPr>
       <w:r>
-        <w:t xml:space="preserve">Chaque jour d'immobilisation</w:t>
+        <w:t xml:space="preserve">Chaque jour d’immobilisation</w:t>
       </w:r>
       <w:r>
         <w:t xml:space="preserve"> </w:t>
@@ -894,11 +985,11 @@
         <w:t xml:space="preserve">data fitments</w:t>
       </w:r>
       <w:r>
-        <w:t xml:space="preserve">, avant d'étendre au parc entier (taxis, gbaka, BTP, corporate).</w:t>
-      </w:r>
-    </w:p>
-    <w:bookmarkEnd w:id="14"/>
-    <w:bookmarkStart w:id="15" w:name="modèle-économique"/>
+        <w:t xml:space="preserve">, avant d’étendre au parc entier (taxis, gbaka, BTP, corporate).</w:t>
+      </w:r>
+    </w:p>
+    <w:bookmarkEnd w:id="25"/>
+    <w:bookmarkStart w:id="26" w:name="modèle-économique"/>
     <w:p>
       <w:pPr>
         <w:pStyle w:val="Heading2"/>
@@ -1192,8 +1283,8 @@
         </w:tc>
       </w:tr>
     </w:tbl>
-    <w:bookmarkEnd w:id="15"/>
-    <w:bookmarkStart w:id="16" w:name="go-to-market--5-mouvements"/>
+    <w:bookmarkEnd w:id="26"/>
+    <w:bookmarkStart w:id="27" w:name="go-to-market-5-mouvements"/>
     <w:p>
       <w:pPr>
         <w:pStyle w:val="Heading2"/>
@@ -1335,11 +1426,11 @@
         <w:t xml:space="preserve"> </w:t>
       </w:r>
       <w:r>
-        <w:t xml:space="preserve">: sortir d'Abidjan (Bouaké, San Pedro) + pilote sous-régional.</w:t>
-      </w:r>
-    </w:p>
-    <w:bookmarkEnd w:id="16"/>
-    <w:bookmarkStart w:id="17" w:name="concurrence--douve"/>
+        <w:t xml:space="preserve">: sortir d’Abidjan (Bouaké, San Pedro) + pilote sous-régional.</w:t>
+      </w:r>
+    </w:p>
+    <w:bookmarkEnd w:id="27"/>
+    <w:bookmarkStart w:id="28" w:name="concurrence-douve"/>
     <w:p>
       <w:pPr>
         <w:pStyle w:val="Heading2"/>
@@ -1366,7 +1457,7 @@
         <w:t xml:space="preserve">magasins + WhatsApp + Excel</w:t>
       </w:r>
       <w:r>
-        <w:t xml:space="preserve">. Aucun acteur structuré à l'échelle nationale.</w:t>
+        <w:t xml:space="preserve">. Aucun acteur structuré à l’échelle nationale.</w:t>
       </w:r>
     </w:p>
     <w:p>
@@ -1412,7 +1503,7 @@
           <w:b/>
           <w:bCs/>
         </w:rPr>
-        <w:t xml:space="preserve">Data fitments Côte d'Ivoire</w:t>
+        <w:t xml:space="preserve">Data fitments Côte d’Ivoire</w:t>
       </w:r>
       <w:r>
         <w:t xml:space="preserve"> </w:t>
@@ -1465,8 +1556,8 @@
         <w:t xml:space="preserve">— verrou réglementaire.</w:t>
       </w:r>
     </w:p>
-    <w:bookmarkEnd w:id="17"/>
-    <w:bookmarkStart w:id="18" w:name="projections"/>
+    <w:bookmarkEnd w:id="28"/>
+    <w:bookmarkStart w:id="29" w:name="projections"/>
     <w:p>
       <w:pPr>
         <w:pStyle w:val="Heading2"/>
@@ -1780,8 +1871,8 @@
         </w:tc>
       </w:tr>
     </w:tbl>
-    <w:bookmarkEnd w:id="18"/>
-    <w:bookmarkStart w:id="19" w:name="la-demande"/>
+    <w:bookmarkEnd w:id="29"/>
+    <w:bookmarkStart w:id="30" w:name="la-demande"/>
     <w:p>
       <w:pPr>
         <w:pStyle w:val="Heading2"/>
@@ -1793,6 +1884,34 @@
     <w:p>
       <w:pPr>
         <w:pStyle w:val="FirstParagraph"/>
+      </w:pPr>
+      <w:r>
+        <w:t xml:space="preserve">Pre-seed</w:t>
+      </w:r>
+      <w:r>
+        <w:t xml:space="preserve"> </w:t>
+      </w:r>
+      <w:r>
+        <w:t xml:space="preserve">~1 M EUR (≈ 655 M FCFA)</w:t>
+      </w:r>
+      <w:r>
+        <w:t xml:space="preserve"> </w:t>
+      </w:r>
+      <w:r>
+        <w:t xml:space="preserve">— 18 à 20 mois de runway.</w:t>
+      </w:r>
+    </w:p>
+    <w:p>
+      <w:pPr>
+        <w:pStyle w:val="BodyText"/>
+      </w:pPr>
+      <w:r>
+        <w:t xml:space="preserve">Fourchette 0,7–1,3 M EUR selon l’ambition de calendrier. Justifié par l’intensité capitalistique du modèle (ops terrain + stock tampon).</w:t>
+      </w:r>
+    </w:p>
+    <w:p>
+      <w:pPr>
+        <w:pStyle w:val="BodyText"/>
       </w:pPr>
       <w:r>
         <w:rPr>
@@ -1979,8 +2098,8 @@
         </w:tc>
       </w:tr>
     </w:tbl>
-    <w:bookmarkEnd w:id="19"/>
-    <w:bookmarkStart w:id="21" w:name="vision"/>
+    <w:bookmarkEnd w:id="30"/>
+    <w:bookmarkStart w:id="31" w:name="vision"/>
     <w:p>
       <w:pPr>
         <w:pStyle w:val="Heading2"/>
@@ -1994,7 +2113,27 @@
         <w:pStyle w:val="FirstParagraph"/>
       </w:pPr>
       <w:r>
-        <w:t xml:space="preserve">Abidjan d'abord. Puis la Côte d'Ivoire. Puis Dakar, Cotonou, et la sous-région — même modèle, même Mobile Money, même parc.</w:t>
+        <w:t xml:space="preserve">Devenir</w:t>
+      </w:r>
+      <w:r>
+        <w:t xml:space="preserve"> </w:t>
+      </w:r>
+      <w:r>
+        <w:t xml:space="preserve">le standard de fait</w:t>
+      </w:r>
+      <w:r>
+        <w:t xml:space="preserve"> </w:t>
+      </w:r>
+      <w:r>
+        <w:t xml:space="preserve">de la pièce auto en Afrique de l’Ouest francophone.</w:t>
+      </w:r>
+    </w:p>
+    <w:p>
+      <w:pPr>
+        <w:pStyle w:val="BodyText"/>
+      </w:pPr>
+      <w:r>
+        <w:t xml:space="preserve">Abidjan d’abord. Puis la Côte d’Ivoire. Puis Dakar, Cotonou, et la sous-région — même modèle, même Mobile Money, même parc.</w:t>
       </w:r>
     </w:p>
     <w:p>
@@ -2018,47 +2157,12 @@
           <w:i/>
           <w:iCs/>
         </w:rPr>
-        <w:t xml:space="preserve">Contact :</w:t>
-      </w:r>
-      <w:r>
-        <w:rPr>
-          <w:i/>
-          <w:iCs/>
-        </w:rPr>
-        <w:t xml:space="preserve"> </w:t>
-      </w:r>
-      <w:hyperlink r:id="rId20">
-        <w:r>
-          <w:rPr>
-            <w:rStyle w:val="Hyperlink"/>
-            <w:i/>
-            <w:iCs/>
-          </w:rPr>
-          <w:t xml:space="preserve">fernando.kouame@gmail.com</w:t>
-        </w:r>
-      </w:hyperlink>
-      <w:r>
-        <w:rPr>
-          <w:i/>
-          <w:iCs/>
-        </w:rPr>
-        <w:t xml:space="preserve"> </w:t>
-      </w:r>
-      <w:r>
-        <w:rPr>
-          <w:i/>
-          <w:iCs/>
-        </w:rPr>
-        <w:t xml:space="preserve">· pieces.ci · Confidentiel · Juin 2026.</w:t>
-      </w:r>
-    </w:p>
-    <w:bookmarkEnd w:id="21"/>
-    <w:bookmarkEnd w:id="22"/>
-    <w:sectPr>
-      <w:footnotePr>
-        <w:numRestart w:val="eachSect"/>
-      </w:footnotePr>
-    </w:sectPr>
+        <w:t xml:space="preserve">Contact : fernando.kouame@gmail.com · pieces.ci · Confidentiel · Juin 2026.</w:t>
+      </w:r>
+    </w:p>
+    <w:bookmarkEnd w:id="31"/>
+    <w:bookmarkEnd w:id="32"/>
+    <w:sectPr/>
   </w:body>
 </w:document>
 </file>
@@ -2299,10 +2403,10 @@
   <w:docDefaults>
     <w:rPrDefault>
       <w:rPr>
-        <w:rFonts w:asciiTheme="minorHAnsi" w:cstheme="minorBidi" w:eastAsiaTheme="minorEastAsia" w:hAnsiTheme="minorHAnsi"/>
+        <w:rFonts w:asciiTheme="minorHAnsi" w:cstheme="minorBidi" w:eastAsiaTheme="minorHAnsi" w:hAnsiTheme="minorHAnsi"/>
         <w:sz w:val="24"/>
         <w:szCs w:val="24"/>
-        <w:lang w:bidi="ar-SA" w:eastAsia="zh-CN" w:val="en-US"/>
+        <w:lang w:bidi="ar-SA" w:eastAsia="en-US" w:val="en-US"/>
       </w:rPr>
     </w:rPrDefault>
     <w:pPrDefault>
@@ -2354,6 +2458,8 @@
     </w:pPr>
     <w:rPr>
       <w:rFonts w:asciiTheme="majorHAnsi" w:cstheme="majorBidi" w:eastAsiaTheme="majorEastAsia" w:hAnsiTheme="majorHAnsi"/>
+      <w:spacing w:val="-10"/>
+      <w:kern w:val="28"/>
       <w:sz w:val="56"/>
       <w:szCs w:val="56"/>
     </w:rPr>
@@ -2366,6 +2472,8 @@
     <w:rsid w:val="00A10FD9"/>
     <w:rPr>
       <w:rFonts w:asciiTheme="majorHAnsi" w:cstheme="majorBidi" w:eastAsiaTheme="majorEastAsia" w:hAnsiTheme="majorHAnsi"/>
+      <w:spacing w:val="-10"/>
+      <w:kern w:val="28"/>
       <w:sz w:val="56"/>
       <w:szCs w:val="56"/>
     </w:rPr>
@@ -2406,31 +2514,23 @@
   </w:style>
   <w:style w:customStyle="1" w:styleId="Author" w:type="paragraph">
     <w:name w:val="Author"/>
-    <w:basedOn w:val="Title"/>
     <w:next w:val="BodyText"/>
     <w:qFormat/>
     <w:pPr>
       <w:keepNext/>
       <w:keepLines/>
+      <w:jc w:val="center"/>
     </w:pPr>
-    <w:rPr>
-      <w:sz w:val="24"/>
-      <w:szCs w:val="24"/>
-    </w:rPr>
   </w:style>
   <w:style w:styleId="Date" w:type="paragraph">
     <w:name w:val="Date"/>
-    <w:basedOn w:val="Title"/>
     <w:next w:val="BodyText"/>
     <w:qFormat/>
     <w:pPr>
       <w:keepNext/>
       <w:keepLines/>
+      <w:jc w:val="center"/>
     </w:pPr>
-    <w:rPr>
-      <w:sz w:val="24"/>
-      <w:szCs w:val="24"/>
-    </w:rPr>
   </w:style>
   <w:style w:customStyle="1" w:styleId="AbstractTitle" w:type="paragraph">
     <w:name w:val="Abstract Title"/>
@@ -2843,6 +2943,13 @@
       </w:tblCellMar>
     </w:tblPr>
     <w:tblStylePr w:type="firstRow">
+      <w:tblPr>
+        <w:jc w:val="left"/>
+        <w:tblInd w:type="dxa" w:w="0"/>
+      </w:tblPr>
+      <w:trPr>
+        <w:jc w:val="left"/>
+      </w:trPr>
       <w:tcPr>
         <w:tcBorders>
           <w:bottom w:val="single"/>

--- a/docs/pitch-deck-pieces-2026-06.docx
+++ b/docs/pitch-deck-pieces-2026-06.docx
@@ -2,29 +2,46 @@
 <file path=word/document.xml><?xml version="1.0" encoding="utf-8"?>
 <w:document xmlns:w="http://schemas.openxmlformats.org/wordprocessingml/2006/main" xmlns:m="http://schemas.openxmlformats.org/officeDocument/2006/math" xmlns:r="http://schemas.openxmlformats.org/officeDocument/2006/relationships" xmlns:o="urn:schemas-microsoft-com:office:office" xmlns:v="urn:schemas-microsoft-com:vml" xmlns:w10="urn:schemas-microsoft-com:office:word" xmlns:a="http://schemas.openxmlformats.org/drawingml/2006/main" xmlns:pic="http://schemas.openxmlformats.org/drawingml/2006/picture" xmlns:wp="http://schemas.openxmlformats.org/drawingml/2006/wordprocessingDrawing">
   <w:body>
+    <w:bookmarkStart w:id="33" w:name="pièces"/>
+    <w:p>
+      <w:pPr>
+        <w:pStyle w:val="Heading1"/>
+      </w:pPr>
+      <w:r>
+        <w:t xml:space="preserve">Pièces</w:t>
+      </w:r>
+    </w:p>
+    <w:bookmarkStart w:id="20" w:name="le-problème"/>
+    <w:p>
+      <w:pPr>
+        <w:pStyle w:val="Heading2"/>
+      </w:pPr>
+      <w:r>
+        <w:t xml:space="preserve">Le problème</w:t>
+      </w:r>
+    </w:p>
     <w:p>
       <w:pPr>
         <w:pStyle w:val="FirstParagraph"/>
       </w:pPr>
       <w:r>
-        <w:t xml:space="preserve">Pitch deck · Pre-seed · Confidentiel</w:t>
-      </w:r>
-    </w:p>
-    <w:bookmarkStart w:id="32" w:name="pièces"/>
-    <w:p>
-      <w:pPr>
-        <w:pStyle w:val="Heading1"/>
-      </w:pPr>
-      <w:r>
-        <w:t xml:space="preserve">Pièces</w:t>
-      </w:r>
-    </w:p>
-    <w:p>
-      <w:pPr>
-        <w:pStyle w:val="FirstParagraph"/>
-      </w:pPr>
-      <w:r>
-        <w:t xml:space="preserve">Pièces optimise les dépenses automobiles de tout le monde en Côte d’Ivoire — du propriétaire d’un véhicule au gestionnaire d’une flotte. Marketplace + flotte + réseau terrain, sur un marché de ~250 Mds FCFA/an, fragmenté et largement informel.</w:t>
+        <w:t xml:space="preserve">Acheter une pièce auto à Abidjan = un parcours du combattant. Le marché est</w:t>
+      </w:r>
+      <w:r>
+        <w:t xml:space="preserve"> </w:t>
+      </w:r>
+      <w:r>
+        <w:rPr>
+          <w:b/>
+          <w:bCs/>
+        </w:rPr>
+        <w:t xml:space="preserve">largement informel</w:t>
+      </w:r>
+      <w:r>
+        <w:t xml:space="preserve"> </w:t>
+      </w:r>
+      <w:r>
+        <w:t xml:space="preserve">: pas de catalogue, pas de prix affiché, pas de garantie, pas de facture.</w:t>
       </w:r>
     </w:p>
     <w:p>
@@ -32,64 +49,6 @@
         <w:pStyle w:val="BodyText"/>
       </w:pPr>
       <w:r>
-        <w:t xml:space="preserve">La pièce qu’il te faut,</w:t>
-      </w:r>
-      <w:r>
-        <w:t xml:space="preserve"> </w:t>
-      </w:r>
-      <w:r>
-        <w:t xml:space="preserve">au juste prix</w:t>
-      </w:r>
-      <w:r>
-        <w:t xml:space="preserve">, livrée et garantie.</w:t>
-      </w:r>
-    </w:p>
-    <w:p>
-      <w:pPr>
-        <w:pStyle w:val="BodyText"/>
-      </w:pPr>
-      <w:r>
-        <w:t xml:space="preserve">Pre-seed ~1 M EUR · Juin 2026 · Abidjan</w:t>
-      </w:r>
-    </w:p>
-    <w:bookmarkStart w:id="20" w:name="le-problème"/>
-    <w:p>
-      <w:pPr>
-        <w:pStyle w:val="Heading2"/>
-      </w:pPr>
-      <w:r>
-        <w:t xml:space="preserve">Le problème</w:t>
-      </w:r>
-    </w:p>
-    <w:p>
-      <w:pPr>
-        <w:pStyle w:val="FirstParagraph"/>
-      </w:pPr>
-      <w:r>
-        <w:t xml:space="preserve">Acheter une pièce auto à Abidjan = un parcours du combattant. Le marché est</w:t>
-      </w:r>
-      <w:r>
-        <w:t xml:space="preserve"> </w:t>
-      </w:r>
-      <w:r>
-        <w:rPr>
-          <w:b/>
-          <w:bCs/>
-        </w:rPr>
-        <w:t xml:space="preserve">largement informel</w:t>
-      </w:r>
-      <w:r>
-        <w:t xml:space="preserve"> </w:t>
-      </w:r>
-      <w:r>
-        <w:t xml:space="preserve">: pas de catalogue, pas de prix affiché, pas de garantie, pas de facture.</w:t>
-      </w:r>
-    </w:p>
-    <w:p>
-      <w:pPr>
-        <w:pStyle w:val="BodyText"/>
-      </w:pPr>
-      <w:r>
         <w:rPr>
           <w:b/>
           <w:bCs/>
@@ -100,7 +59,7 @@
         <w:t xml:space="preserve"> </w:t>
       </w:r>
       <w:r>
-        <w:t xml:space="preserve">— importateur, grossiste, détaillant, mécanicien : l’acheteur paie l’accumulation, sans jamais voir le vrai prix.</w:t>
+        <w:t xml:space="preserve">— importateur, grossiste, détaillant, mécanicien : l'acheteur paie l'accumulation, sans jamais voir le vrai prix.</w:t>
       </w:r>
     </w:p>
     <w:p>
@@ -314,24 +273,7 @@
         <w:t xml:space="preserve">formels et informels</w:t>
       </w:r>
       <w:r>
-        <w:t xml:space="preserve">, de l’importateur en gros au détaillant — même hors ligne.</w:t>
-      </w:r>
-    </w:p>
-    <w:p>
-      <w:pPr>
-        <w:pStyle w:val="FirstParagraph"/>
-      </w:pPr>
-      <w:r>
-        <w:t xml:space="preserve">Une douve cumulée :</w:t>
-      </w:r>
-      <w:r>
-        <w:t xml:space="preserve"> </w:t>
-      </w:r>
-      <w:r>
-        <w:t xml:space="preserve">demande + offre + conformité</w:t>
-      </w:r>
-      <w:r>
-        <w:t xml:space="preserve">.</w:t>
+        <w:t xml:space="preserve">, de l'importateur en gros au détaillant — même hors ligne.</w:t>
       </w:r>
     </w:p>
     <w:bookmarkEnd w:id="21"/>
@@ -701,7 +643,7 @@
           <w:b/>
           <w:bCs/>
         </w:rPr>
-        <w:t xml:space="preserve">Uber a quitté la Côte d’Ivoire (sept. 2025)</w:t>
+        <w:t xml:space="preserve">Uber a quitté la Côte d'Ivoire (sept. 2025)</w:t>
       </w:r>
       <w:r>
         <w:t xml:space="preserve"> </w:t>
@@ -723,20 +665,7 @@
         <w:t xml:space="preserve"> </w:t>
       </w:r>
       <w:r>
-        <w:t xml:space="preserve">: ~25 000 véhicules,</w:t>
-      </w:r>
-      <w:r>
-        <w:t xml:space="preserve"> </w:t>
-      </w:r>
-      <w:r>
-        <w:rPr>
-          <w:b/>
-          <w:bCs/>
-        </w:rPr>
-        <w:t xml:space="preserve">~100 000 courses/jour</w:t>
-      </w:r>
-      <w:r>
-        <w:t xml:space="preserve">, 160+ entreprises de flotte, HQ régional à Abidjan. Un partenaire flotte évident.</w:t>
+        <w:t xml:space="preserve">: ~25 000 véhicules, **~100 000 courses/jour**, 160+ entreprises de flotte, HQ régional à Abidjan. Un partenaire flotte évident.</w:t>
       </w:r>
     </w:p>
     <w:p>
@@ -758,7 +687,7 @@
         <w:t xml:space="preserve"> </w:t>
       </w:r>
       <w:r>
-        <w:t xml:space="preserve">: importations de neuf triplées depuis 2017, restriction de l’âge des véhicules.</w:t>
+        <w:t xml:space="preserve">: importations de neuf triplées depuis 2017, restriction de l'âge des véhicules.</w:t>
       </w:r>
     </w:p>
     <w:p>
@@ -805,41 +734,21 @@
         <w:t xml:space="preserve">→ fenêtre pour devenir le standard de la facture pièce.</w:t>
       </w:r>
     </w:p>
+    <w:bookmarkEnd w:id="24"/>
+    <w:bookmarkStart w:id="25" w:name="le-beachhead--le-vtc"/>
+    <w:p>
+      <w:pPr>
+        <w:pStyle w:val="Heading2"/>
+      </w:pPr>
+      <w:r>
+        <w:t xml:space="preserve">Le beachhead : le VTC</w:t>
+      </w:r>
+    </w:p>
     <w:p>
       <w:pPr>
         <w:pStyle w:val="FirstParagraph"/>
       </w:pPr>
       <w:r>
-        <w:t xml:space="preserve">Personne n’a tenu la combinaison</w:t>
-      </w:r>
-      <w:r>
-        <w:t xml:space="preserve"> </w:t>
-      </w:r>
-      <w:r>
-        <w:t xml:space="preserve">marketplace + flotte + terrain</w:t>
-      </w:r>
-      <w:r>
-        <w:t xml:space="preserve"> </w:t>
-      </w:r>
-      <w:r>
-        <w:t xml:space="preserve">à Abidjan. La fenêtre est ouverte maintenant.</w:t>
-      </w:r>
-    </w:p>
-    <w:bookmarkEnd w:id="24"/>
-    <w:bookmarkStart w:id="25" w:name="le-beachhead-le-vtc"/>
-    <w:p>
-      <w:pPr>
-        <w:pStyle w:val="Heading2"/>
-      </w:pPr>
-      <w:r>
-        <w:t xml:space="preserve">Le beachhead : le VTC</w:t>
-      </w:r>
-    </w:p>
-    <w:p>
-      <w:pPr>
-        <w:pStyle w:val="FirstParagraph"/>
-      </w:pPr>
-      <w:r>
         <w:t xml:space="preserve">Le VTC ivoirien a explosé :</w:t>
       </w:r>
       <w:r>
@@ -856,17 +765,17 @@
         <w:t xml:space="preserve"> </w:t>
       </w:r>
       <w:r>
-        <w:t xml:space="preserve">(vs 5–6k en 2024), Yango ~25 000 à Abidjan. C’est</w:t>
-      </w:r>
-      <w:r>
-        <w:t xml:space="preserve"> </w:t>
-      </w:r>
-      <w:r>
-        <w:rPr>
-          <w:b/>
-          <w:bCs/>
-        </w:rPr>
-        <w:t xml:space="preserve">le meilleur point d’entrée</w:t>
+        <w:t xml:space="preserve">(vs 5–6k en 2024), Yango ~25 000 à Abidjan. C'est</w:t>
+      </w:r>
+      <w:r>
+        <w:t xml:space="preserve"> </w:t>
+      </w:r>
+      <w:r>
+        <w:rPr>
+          <w:b/>
+          <w:bCs/>
+        </w:rPr>
+        <w:t xml:space="preserve">le meilleur point d'entrée</w:t>
       </w:r>
       <w:r>
         <w:t xml:space="preserve">, pas le plus gros segment :</w:t>
@@ -922,7 +831,7 @@
         </w:numPr>
       </w:pPr>
       <w:r>
-        <w:t xml:space="preserve">Chaque jour d’immobilisation</w:t>
+        <w:t xml:space="preserve">Chaque jour d'immobilisation</w:t>
       </w:r>
       <w:r>
         <w:t xml:space="preserve"> </w:t>
@@ -985,7 +894,7 @@
         <w:t xml:space="preserve">data fitments</w:t>
       </w:r>
       <w:r>
-        <w:t xml:space="preserve">, avant d’étendre au parc entier (taxis, gbaka, BTP, corporate).</w:t>
+        <w:t xml:space="preserve">, avant d'étendre au parc entier (taxis, gbaka, BTP, corporate).</w:t>
       </w:r>
     </w:p>
     <w:bookmarkEnd w:id="25"/>
@@ -1284,7 +1193,7 @@
       </w:tr>
     </w:tbl>
     <w:bookmarkEnd w:id="26"/>
-    <w:bookmarkStart w:id="27" w:name="go-to-market-5-mouvements"/>
+    <w:bookmarkStart w:id="27" w:name="go-to-market--5-mouvements"/>
     <w:p>
       <w:pPr>
         <w:pStyle w:val="Heading2"/>
@@ -1426,11 +1335,11 @@
         <w:t xml:space="preserve"> </w:t>
       </w:r>
       <w:r>
-        <w:t xml:space="preserve">: sortir d’Abidjan (Bouaké, San Pedro) + pilote sous-régional.</w:t>
+        <w:t xml:space="preserve">: sortir d'Abidjan (Bouaké, San Pedro) + pilote sous-régional.</w:t>
       </w:r>
     </w:p>
     <w:bookmarkEnd w:id="27"/>
-    <w:bookmarkStart w:id="28" w:name="concurrence-douve"/>
+    <w:bookmarkStart w:id="28" w:name="concurrence--douve"/>
     <w:p>
       <w:pPr>
         <w:pStyle w:val="Heading2"/>
@@ -1457,7 +1366,7 @@
         <w:t xml:space="preserve">magasins + WhatsApp + Excel</w:t>
       </w:r>
       <w:r>
-        <w:t xml:space="preserve">. Aucun acteur structuré à l’échelle nationale.</w:t>
+        <w:t xml:space="preserve">. Aucun acteur structuré à l'échelle nationale.</w:t>
       </w:r>
     </w:p>
     <w:p>
@@ -1503,7 +1412,7 @@
           <w:b/>
           <w:bCs/>
         </w:rPr>
-        <w:t xml:space="preserve">Data fitments Côte d’Ivoire</w:t>
+        <w:t xml:space="preserve">Data fitments Côte d'Ivoire</w:t>
       </w:r>
       <w:r>
         <w:t xml:space="preserve"> </w:t>
@@ -1886,34 +1795,6 @@
         <w:pStyle w:val="FirstParagraph"/>
       </w:pPr>
       <w:r>
-        <w:t xml:space="preserve">Pre-seed</w:t>
-      </w:r>
-      <w:r>
-        <w:t xml:space="preserve"> </w:t>
-      </w:r>
-      <w:r>
-        <w:t xml:space="preserve">~1 M EUR (≈ 655 M FCFA)</w:t>
-      </w:r>
-      <w:r>
-        <w:t xml:space="preserve"> </w:t>
-      </w:r>
-      <w:r>
-        <w:t xml:space="preserve">— 18 à 20 mois de runway.</w:t>
-      </w:r>
-    </w:p>
-    <w:p>
-      <w:pPr>
-        <w:pStyle w:val="BodyText"/>
-      </w:pPr>
-      <w:r>
-        <w:t xml:space="preserve">Fourchette 0,7–1,3 M EUR selon l’ambition de calendrier. Justifié par l’intensité capitalistique du modèle (ops terrain + stock tampon).</w:t>
-      </w:r>
-    </w:p>
-    <w:p>
-      <w:pPr>
-        <w:pStyle w:val="BodyText"/>
-      </w:pPr>
-      <w:r>
         <w:rPr>
           <w:b/>
           <w:bCs/>
@@ -2099,7 +1980,7 @@
       </w:tr>
     </w:tbl>
     <w:bookmarkEnd w:id="30"/>
-    <w:bookmarkStart w:id="31" w:name="vision"/>
+    <w:bookmarkStart w:id="32" w:name="vision"/>
     <w:p>
       <w:pPr>
         <w:pStyle w:val="Heading2"/>
@@ -2113,27 +1994,7 @@
         <w:pStyle w:val="FirstParagraph"/>
       </w:pPr>
       <w:r>
-        <w:t xml:space="preserve">Devenir</w:t>
-      </w:r>
-      <w:r>
-        <w:t xml:space="preserve"> </w:t>
-      </w:r>
-      <w:r>
-        <w:t xml:space="preserve">le standard de fait</w:t>
-      </w:r>
-      <w:r>
-        <w:t xml:space="preserve"> </w:t>
-      </w:r>
-      <w:r>
-        <w:t xml:space="preserve">de la pièce auto en Afrique de l’Ouest francophone.</w:t>
-      </w:r>
-    </w:p>
-    <w:p>
-      <w:pPr>
-        <w:pStyle w:val="BodyText"/>
-      </w:pPr>
-      <w:r>
-        <w:t xml:space="preserve">Abidjan d’abord. Puis la Côte d’Ivoire. Puis Dakar, Cotonou, et la sous-région — même modèle, même Mobile Money, même parc.</w:t>
+        <w:t xml:space="preserve">Abidjan d'abord. Puis la Côte d'Ivoire. Puis Dakar, Cotonou, et la sous-région — même modèle, même Mobile Money, même parc.</w:t>
       </w:r>
     </w:p>
     <w:p>
@@ -2157,11 +2018,42 @@
           <w:i/>
           <w:iCs/>
         </w:rPr>
-        <w:t xml:space="preserve">Contact : fernando.kouame@gmail.com · pieces.ci · Confidentiel · Juin 2026.</w:t>
-      </w:r>
-    </w:p>
-    <w:bookmarkEnd w:id="31"/>
+        <w:t xml:space="preserve">Contact :</w:t>
+      </w:r>
+      <w:r>
+        <w:rPr>
+          <w:i/>
+          <w:iCs/>
+        </w:rPr>
+        <w:t xml:space="preserve"> </w:t>
+      </w:r>
+      <w:hyperlink r:id="rId31">
+        <w:r>
+          <w:rPr>
+            <w:rStyle w:val="Hyperlink"/>
+            <w:i/>
+            <w:iCs/>
+          </w:rPr>
+          <w:t xml:space="preserve">fernando.kouame@gmail.com</w:t>
+        </w:r>
+      </w:hyperlink>
+      <w:r>
+        <w:rPr>
+          <w:i/>
+          <w:iCs/>
+        </w:rPr>
+        <w:t xml:space="preserve"> </w:t>
+      </w:r>
+      <w:r>
+        <w:rPr>
+          <w:i/>
+          <w:iCs/>
+        </w:rPr>
+        <w:t xml:space="preserve">· pieces.ci · Confidentiel · Juin 2026.</w:t>
+      </w:r>
+    </w:p>
     <w:bookmarkEnd w:id="32"/>
+    <w:bookmarkEnd w:id="33"/>
     <w:sectPr/>
   </w:body>
 </w:document>
